--- a/lessons/2-10/homework.docx
+++ b/lessons/2-10/homework.docx
@@ -19,24 +19,13 @@
     </w:p>
     <w:p>
       <w:pPr>
-        <w:pStyle w:val="Title"/>
+        <w:pStyle w:val="Heading1"/>
       </w:pPr>
       <w:r>
         <w:rPr>
           <w:rFonts w:ascii="Arial" w:hAnsi="Arial" w:eastAsia="Arial" w:cs="Arial"/>
         </w:rPr>
         <w:t>Mean or Median?</w:t>
-      </w:r>
-    </w:p>
-    <w:p>
-      <w:pPr>
-        <w:pStyle w:val="PublisherEdition"/>
-      </w:pPr>
-      <w:r>
-        <w:rPr>
-          <w:rFonts w:ascii="Arial" w:hAnsi="Arial" w:eastAsia="Arial" w:cs="Arial"/>
-        </w:rPr>
-        <w:t>Version 2  /  Regular</w:t>
       </w:r>
     </w:p>
     <w:p>
@@ -96,7 +85,7 @@
     </w:p>
     <w:p>
       <w:pPr>
-        <w:pStyle w:val="PublisherSection"/>
+        <w:pStyle w:val="Heading2"/>
         <w:shd w:val="clear" w:color="auto" w:fill="EEF4F5"/>
         <w:pBdr>
           <w:left w:val="single" w:color="176B70" w:sz="20" w:space="7"/>
@@ -118,8 +107,6 @@
       <w:tblPr>
         <w:tblW w:type="dxa" w:w="10368"/>
         <w:jc w:val="center"/>
-        <w:tblLayout w:type="fixed"/>
-        <w:tblLook w:firstColumn="1" w:firstRow="1" w:lastColumn="0" w:lastRow="0" w:noHBand="0" w:noVBand="1" w:val="04A0"/>
         <w:tblInd w:type="dxa" w:w="0"/>
         <w:tblBorders>
           <w:top w:val="single" w:color="B9C9CE" w:sz="4" w:space="0"/>
@@ -129,6 +116,10 @@
           <w:insideH w:val="single" w:color="FFFFFF" w:sz="8" w:space="0"/>
           <w:insideV w:val="single" w:color="FFFFFF" w:sz="12" w:space="0"/>
         </w:tblBorders>
+        <w:tblLayout w:type="fixed"/>
+        <w:tblLook w:firstColumn="1" w:firstRow="1" w:lastColumn="0" w:lastRow="0" w:noHBand="0" w:noVBand="1" w:val="04A0"/>
+        <w:tblCaption w:val="Learn from a model"/>
+        <w:tblDescription w:val="Layout table. It only arranges the page; read its cells in order."/>
       </w:tblPr>
       <w:tblGrid>
         <w:gridCol w:w="4464"/>
@@ -429,7 +420,7 @@
     </w:p>
     <w:p>
       <w:pPr>
-        <w:pStyle w:val="PublisherSection"/>
+        <w:pStyle w:val="Heading2"/>
         <w:shd w:val="clear" w:color="auto" w:fill="EEF4F5"/>
         <w:pBdr>
           <w:left w:val="single" w:color="176B70" w:sz="20" w:space="7"/>
@@ -451,8 +442,6 @@
       <w:tblPr>
         <w:tblW w:type="dxa" w:w="10368"/>
         <w:jc w:val="center"/>
-        <w:tblLayout w:type="fixed"/>
-        <w:tblLook w:firstColumn="1" w:firstRow="1" w:lastColumn="0" w:lastRow="0" w:noHBand="0" w:noVBand="1" w:val="04A0"/>
         <w:tblInd w:type="dxa" w:w="0"/>
         <w:tblBorders>
           <w:top w:val="nil"/>
@@ -462,6 +451,10 @@
           <w:insideH w:val="nil"/>
           <w:insideV w:val="nil"/>
         </w:tblBorders>
+        <w:tblLayout w:type="fixed"/>
+        <w:tblLook w:firstColumn="1" w:firstRow="1" w:lastColumn="0" w:lastRow="0" w:noHBand="0" w:noVBand="1" w:val="04A0"/>
+        <w:tblCaption w:val="Exercise 1"/>
+        <w:tblDescription w:val="Layout table. It only arranges the page; read its cells in order."/>
       </w:tblPr>
       <w:tblGrid>
         <w:gridCol w:w="10368"/>
@@ -548,8 +541,6 @@
             <w:tblPr>
               <w:tblW w:type="dxa" w:w="10368"/>
               <w:jc w:val="center"/>
-              <w:tblLayout w:type="fixed"/>
-              <w:tblLook w:firstColumn="1" w:firstRow="1" w:lastColumn="0" w:lastRow="0" w:noHBand="0" w:noVBand="1" w:val="04A0"/>
               <w:tblInd w:type="dxa" w:w="0"/>
               <w:tblBorders>
                 <w:top w:val="single" w:color="B9C9CE" w:sz="4" w:space="0"/>
@@ -557,6 +548,10 @@
                 <w:bottom w:val="single" w:color="B9C9CE" w:sz="4" w:space="0"/>
                 <w:right w:val="single" w:color="B9C9CE" w:sz="4" w:space="0"/>
               </w:tblBorders>
+              <w:tblLayout w:type="fixed"/>
+              <w:tblLook w:firstColumn="1" w:firstRow="1" w:lastColumn="0" w:lastRow="0" w:noHBand="0" w:noVBand="1" w:val="04A0"/>
+              <w:tblCaption w:val="Workspace"/>
+              <w:tblDescription w:val="Layout table that frames the blank workspace for this exercise."/>
             </w:tblPr>
             <w:tblGrid>
               <w:gridCol w:w="10368"/>
@@ -603,7 +598,7 @@
                     <w:drawing>
                       <wp:inline xmlns:a="http://schemas.openxmlformats.org/drawingml/2006/main" xmlns:pic="http://schemas.openxmlformats.org/drawingml/2006/picture">
                         <wp:extent cx="6382512" cy="822960"/>
-                        <wp:docPr id="1" name="Picture 1" descr="PUBLISHER_WORKSPACE: Blank ruled workspace for calculations, mathematical labels, and written reasoning." title="EXPLAIN WITH MATHEMATICAL EVIDENCE"/>
+                        <wp:docPr id="1" name="Picture 1" descr="Blank ruled workspace for calculations, mathematical labels, and written reasoning." title="EXPLAIN WITH MATHEMATICAL EVIDENCE"/>
                         <wp:cNvGraphicFramePr>
                           <a:graphicFrameLocks noChangeAspect="1"/>
                         </wp:cNvGraphicFramePr>
@@ -670,8 +665,6 @@
       <w:tblPr>
         <w:tblW w:type="dxa" w:w="10368"/>
         <w:jc w:val="center"/>
-        <w:tblLayout w:type="fixed"/>
-        <w:tblLook w:firstColumn="1" w:firstRow="1" w:lastColumn="0" w:lastRow="0" w:noHBand="0" w:noVBand="1" w:val="04A0"/>
         <w:tblInd w:type="dxa" w:w="0"/>
         <w:tblBorders>
           <w:top w:val="nil"/>
@@ -681,6 +674,10 @@
           <w:insideH w:val="nil"/>
           <w:insideV w:val="nil"/>
         </w:tblBorders>
+        <w:tblLayout w:type="fixed"/>
+        <w:tblLook w:firstColumn="1" w:firstRow="1" w:lastColumn="0" w:lastRow="0" w:noHBand="0" w:noVBand="1" w:val="04A0"/>
+        <w:tblCaption w:val="Exercise 2"/>
+        <w:tblDescription w:val="Layout table. It only arranges the page; read its cells in order."/>
       </w:tblPr>
       <w:tblGrid>
         <w:gridCol w:w="10368"/>
@@ -767,8 +764,6 @@
             <w:tblPr>
               <w:tblW w:type="dxa" w:w="10368"/>
               <w:jc w:val="center"/>
-              <w:tblLayout w:type="fixed"/>
-              <w:tblLook w:firstColumn="1" w:firstRow="1" w:lastColumn="0" w:lastRow="0" w:noHBand="0" w:noVBand="1" w:val="04A0"/>
               <w:tblInd w:type="dxa" w:w="0"/>
               <w:tblBorders>
                 <w:top w:val="single" w:color="B9C9CE" w:sz="4" w:space="0"/>
@@ -776,6 +771,10 @@
                 <w:bottom w:val="single" w:color="B9C9CE" w:sz="4" w:space="0"/>
                 <w:right w:val="single" w:color="B9C9CE" w:sz="4" w:space="0"/>
               </w:tblBorders>
+              <w:tblLayout w:type="fixed"/>
+              <w:tblLook w:firstColumn="1" w:firstRow="1" w:lastColumn="0" w:lastRow="0" w:noHBand="0" w:noVBand="1" w:val="04A0"/>
+              <w:tblCaption w:val="Workspace"/>
+              <w:tblDescription w:val="Layout table that frames the blank workspace for this exercise."/>
             </w:tblPr>
             <w:tblGrid>
               <w:gridCol w:w="10368"/>
@@ -822,7 +821,7 @@
                     <w:drawing>
                       <wp:inline xmlns:a="http://schemas.openxmlformats.org/drawingml/2006/main" xmlns:pic="http://schemas.openxmlformats.org/drawingml/2006/picture">
                         <wp:extent cx="6382512" cy="822960"/>
-                        <wp:docPr id="2" name="Picture 2" descr="PUBLISHER_WORKSPACE: Blank ruled workspace for calculations, mathematical labels, and written reasoning." title="EXPLAIN WITH MATHEMATICAL EVIDENCE"/>
+                        <wp:docPr id="2" name="Picture 2" descr="Blank ruled workspace for calculations, mathematical labels, and written reasoning." title="EXPLAIN WITH MATHEMATICAL EVIDENCE"/>
                         <wp:cNvGraphicFramePr>
                           <a:graphicFrameLocks noChangeAspect="1"/>
                         </wp:cNvGraphicFramePr>
@@ -889,8 +888,6 @@
       <w:tblPr>
         <w:tblW w:type="dxa" w:w="10368"/>
         <w:jc w:val="center"/>
-        <w:tblLayout w:type="fixed"/>
-        <w:tblLook w:firstColumn="1" w:firstRow="1" w:lastColumn="0" w:lastRow="0" w:noHBand="0" w:noVBand="1" w:val="04A0"/>
         <w:tblInd w:type="dxa" w:w="0"/>
         <w:tblBorders>
           <w:top w:val="nil"/>
@@ -900,6 +897,10 @@
           <w:insideH w:val="nil"/>
           <w:insideV w:val="nil"/>
         </w:tblBorders>
+        <w:tblLayout w:type="fixed"/>
+        <w:tblLook w:firstColumn="1" w:firstRow="1" w:lastColumn="0" w:lastRow="0" w:noHBand="0" w:noVBand="1" w:val="04A0"/>
+        <w:tblCaption w:val="Exercise 3"/>
+        <w:tblDescription w:val="Layout table. It only arranges the page; read its cells in order."/>
       </w:tblPr>
       <w:tblGrid>
         <w:gridCol w:w="10368"/>
@@ -1020,8 +1021,6 @@
             <w:tblPr>
               <w:tblW w:type="dxa" w:w="10368"/>
               <w:jc w:val="center"/>
-              <w:tblLayout w:type="fixed"/>
-              <w:tblLook w:firstColumn="1" w:firstRow="1" w:lastColumn="0" w:lastRow="0" w:noHBand="0" w:noVBand="1" w:val="04A0"/>
               <w:tblInd w:type="dxa" w:w="0"/>
               <w:tblBorders>
                 <w:top w:val="single" w:color="B9C9CE" w:sz="4" w:space="0"/>
@@ -1029,6 +1028,10 @@
                 <w:bottom w:val="single" w:color="B9C9CE" w:sz="4" w:space="0"/>
                 <w:right w:val="single" w:color="B9C9CE" w:sz="4" w:space="0"/>
               </w:tblBorders>
+              <w:tblLayout w:type="fixed"/>
+              <w:tblLook w:firstColumn="1" w:firstRow="1" w:lastColumn="0" w:lastRow="0" w:noHBand="0" w:noVBand="1" w:val="04A0"/>
+              <w:tblCaption w:val="Workspace"/>
+              <w:tblDescription w:val="Layout table that frames the blank workspace for this exercise."/>
             </w:tblPr>
             <w:tblGrid>
               <w:gridCol w:w="10368"/>
@@ -1075,7 +1078,7 @@
                     <w:drawing>
                       <wp:inline xmlns:a="http://schemas.openxmlformats.org/drawingml/2006/main" xmlns:pic="http://schemas.openxmlformats.org/drawingml/2006/picture">
                         <wp:extent cx="6382512" cy="868680"/>
-                        <wp:docPr id="3" name="Picture 3" descr="PUBLISHER_WORKSPACE: Blank square grid for sketching a geometric figure or net. The grid has no assigned measurements or scale." title="SHOW YOUR THINKING"/>
+                        <wp:docPr id="3" name="Picture 3" descr="Blank square grid for sketching a geometric figure or net. The grid has no assigned measurements or scale." title="SHOW YOUR THINKING"/>
                         <wp:cNvGraphicFramePr>
                           <a:graphicFrameLocks noChangeAspect="1"/>
                         </wp:cNvGraphicFramePr>
@@ -1142,8 +1145,6 @@
       <w:tblPr>
         <w:tblW w:type="dxa" w:w="10368"/>
         <w:jc w:val="center"/>
-        <w:tblLayout w:type="fixed"/>
-        <w:tblLook w:firstColumn="1" w:firstRow="1" w:lastColumn="0" w:lastRow="0" w:noHBand="0" w:noVBand="1" w:val="04A0"/>
         <w:tblInd w:type="dxa" w:w="0"/>
         <w:tblBorders>
           <w:top w:val="nil"/>
@@ -1153,6 +1154,10 @@
           <w:insideH w:val="nil"/>
           <w:insideV w:val="nil"/>
         </w:tblBorders>
+        <w:tblLayout w:type="fixed"/>
+        <w:tblLook w:firstColumn="1" w:firstRow="1" w:lastColumn="0" w:lastRow="0" w:noHBand="0" w:noVBand="1" w:val="04A0"/>
+        <w:tblCaption w:val="Exercise 4"/>
+        <w:tblDescription w:val="Layout table. It only arranges the page; read its cells in order."/>
       </w:tblPr>
       <w:tblGrid>
         <w:gridCol w:w="10368"/>
@@ -1324,8 +1329,6 @@
             <w:tblPr>
               <w:tblW w:type="dxa" w:w="10368"/>
               <w:jc w:val="center"/>
-              <w:tblLayout w:type="fixed"/>
-              <w:tblLook w:firstColumn="1" w:firstRow="1" w:lastColumn="0" w:lastRow="0" w:noHBand="0" w:noVBand="1" w:val="04A0"/>
               <w:tblInd w:type="dxa" w:w="0"/>
               <w:tblBorders>
                 <w:top w:val="single" w:color="B9C9CE" w:sz="4" w:space="0"/>
@@ -1333,6 +1336,10 @@
                 <w:bottom w:val="single" w:color="B9C9CE" w:sz="4" w:space="0"/>
                 <w:right w:val="single" w:color="B9C9CE" w:sz="4" w:space="0"/>
               </w:tblBorders>
+              <w:tblLayout w:type="fixed"/>
+              <w:tblLook w:firstColumn="1" w:firstRow="1" w:lastColumn="0" w:lastRow="0" w:noHBand="0" w:noVBand="1" w:val="04A0"/>
+              <w:tblCaption w:val="Workspace"/>
+              <w:tblDescription w:val="Layout table that frames the blank workspace for this exercise."/>
             </w:tblPr>
             <w:tblGrid>
               <w:gridCol w:w="10368"/>
@@ -1379,7 +1386,7 @@
                     <w:drawing>
                       <wp:inline xmlns:a="http://schemas.openxmlformats.org/drawingml/2006/main" xmlns:pic="http://schemas.openxmlformats.org/drawingml/2006/picture">
                         <wp:extent cx="6382512" cy="1097280"/>
-                        <wp:docPr id="4" name="Picture 4" descr="PUBLISHER_WORKSPACE: Blank square grid for sketching a geometric figure or net. The grid has no assigned measurements or scale." title="SHOW YOUR THINKING"/>
+                        <wp:docPr id="4" name="Picture 4" descr="Blank square grid for sketching a geometric figure or net. The grid has no assigned measurements or scale." title="SHOW YOUR THINKING"/>
                         <wp:cNvGraphicFramePr>
                           <a:graphicFrameLocks noChangeAspect="1"/>
                         </wp:cNvGraphicFramePr>
@@ -1446,8 +1453,6 @@
       <w:tblPr>
         <w:tblW w:type="dxa" w:w="10368"/>
         <w:jc w:val="center"/>
-        <w:tblLayout w:type="fixed"/>
-        <w:tblLook w:firstColumn="1" w:firstRow="1" w:lastColumn="0" w:lastRow="0" w:noHBand="0" w:noVBand="1" w:val="04A0"/>
         <w:tblInd w:type="dxa" w:w="0"/>
         <w:tblBorders>
           <w:top w:val="nil"/>
@@ -1457,6 +1462,10 @@
           <w:insideH w:val="nil"/>
           <w:insideV w:val="nil"/>
         </w:tblBorders>
+        <w:tblLayout w:type="fixed"/>
+        <w:tblLook w:firstColumn="1" w:firstRow="1" w:lastColumn="0" w:lastRow="0" w:noHBand="0" w:noVBand="1" w:val="04A0"/>
+        <w:tblCaption w:val="Exercise 5"/>
+        <w:tblDescription w:val="Layout table. It only arranges the page; read its cells in order."/>
       </w:tblPr>
       <w:tblGrid>
         <w:gridCol w:w="10368"/>
@@ -1543,8 +1552,6 @@
             <w:tblPr>
               <w:tblW w:type="dxa" w:w="10368"/>
               <w:jc w:val="center"/>
-              <w:tblLayout w:type="fixed"/>
-              <w:tblLook w:firstColumn="1" w:firstRow="1" w:lastColumn="0" w:lastRow="0" w:noHBand="0" w:noVBand="1" w:val="04A0"/>
               <w:tblInd w:type="dxa" w:w="0"/>
               <w:tblBorders>
                 <w:top w:val="single" w:color="B9C9CE" w:sz="4" w:space="0"/>
@@ -1552,6 +1559,10 @@
                 <w:bottom w:val="single" w:color="B9C9CE" w:sz="4" w:space="0"/>
                 <w:right w:val="single" w:color="B9C9CE" w:sz="4" w:space="0"/>
               </w:tblBorders>
+              <w:tblLayout w:type="fixed"/>
+              <w:tblLook w:firstColumn="1" w:firstRow="1" w:lastColumn="0" w:lastRow="0" w:noHBand="0" w:noVBand="1" w:val="04A0"/>
+              <w:tblCaption w:val="Workspace"/>
+              <w:tblDescription w:val="Layout table that frames the blank workspace for this exercise."/>
             </w:tblPr>
             <w:tblGrid>
               <w:gridCol w:w="10368"/>
@@ -1598,7 +1609,7 @@
                     <w:drawing>
                       <wp:inline xmlns:a="http://schemas.openxmlformats.org/drawingml/2006/main" xmlns:pic="http://schemas.openxmlformats.org/drawingml/2006/picture">
                         <wp:extent cx="6382512" cy="685800"/>
-                        <wp:docPr id="5" name="Picture 5" descr="PUBLISHER_WORKSPACE: Blank square grid for sketching a geometric figure or net. The grid has no assigned measurements or scale." title="SHOW YOUR THINKING"/>
+                        <wp:docPr id="5" name="Picture 5" descr="Blank square grid for sketching a geometric figure or net. The grid has no assigned measurements or scale." title="SHOW YOUR THINKING"/>
                         <wp:cNvGraphicFramePr>
                           <a:graphicFrameLocks noChangeAspect="1"/>
                         </wp:cNvGraphicFramePr>
@@ -1665,8 +1676,6 @@
       <w:tblPr>
         <w:tblW w:type="dxa" w:w="10368"/>
         <w:jc w:val="center"/>
-        <w:tblLayout w:type="fixed"/>
-        <w:tblLook w:firstColumn="1" w:firstRow="1" w:lastColumn="0" w:lastRow="0" w:noHBand="0" w:noVBand="1" w:val="04A0"/>
         <w:tblInd w:type="dxa" w:w="0"/>
         <w:tblBorders>
           <w:top w:val="nil"/>
@@ -1676,6 +1685,10 @@
           <w:insideH w:val="nil"/>
           <w:insideV w:val="nil"/>
         </w:tblBorders>
+        <w:tblLayout w:type="fixed"/>
+        <w:tblLook w:firstColumn="1" w:firstRow="1" w:lastColumn="0" w:lastRow="0" w:noHBand="0" w:noVBand="1" w:val="04A0"/>
+        <w:tblCaption w:val="Exercise 6"/>
+        <w:tblDescription w:val="Layout table. It only arranges the page; read its cells in order."/>
       </w:tblPr>
       <w:tblGrid>
         <w:gridCol w:w="10368"/>
@@ -1762,8 +1775,6 @@
             <w:tblPr>
               <w:tblW w:type="dxa" w:w="10368"/>
               <w:jc w:val="center"/>
-              <w:tblLayout w:type="fixed"/>
-              <w:tblLook w:firstColumn="1" w:firstRow="1" w:lastColumn="0" w:lastRow="0" w:noHBand="0" w:noVBand="1" w:val="04A0"/>
               <w:tblInd w:type="dxa" w:w="0"/>
               <w:tblBorders>
                 <w:top w:val="single" w:color="B9C9CE" w:sz="4" w:space="0"/>
@@ -1771,6 +1782,10 @@
                 <w:bottom w:val="single" w:color="B9C9CE" w:sz="4" w:space="0"/>
                 <w:right w:val="single" w:color="B9C9CE" w:sz="4" w:space="0"/>
               </w:tblBorders>
+              <w:tblLayout w:type="fixed"/>
+              <w:tblLook w:firstColumn="1" w:firstRow="1" w:lastColumn="0" w:lastRow="0" w:noHBand="0" w:noVBand="1" w:val="04A0"/>
+              <w:tblCaption w:val="Workspace"/>
+              <w:tblDescription w:val="Layout table that frames the blank workspace for this exercise."/>
             </w:tblPr>
             <w:tblGrid>
               <w:gridCol w:w="10368"/>
@@ -1817,7 +1832,7 @@
                     <w:drawing>
                       <wp:inline xmlns:a="http://schemas.openxmlformats.org/drawingml/2006/main" xmlns:pic="http://schemas.openxmlformats.org/drawingml/2006/picture">
                         <wp:extent cx="6382512" cy="685800"/>
-                        <wp:docPr id="6" name="Picture 6" descr="PUBLISHER_WORKSPACE: Blank square grid for sketching a geometric figure or net. The grid has no assigned measurements or scale." title="SHOW YOUR THINKING"/>
+                        <wp:docPr id="6" name="Picture 6" descr="Blank square grid for sketching a geometric figure or net. The grid has no assigned measurements or scale." title="SHOW YOUR THINKING"/>
                         <wp:cNvGraphicFramePr>
                           <a:graphicFrameLocks noChangeAspect="1"/>
                         </wp:cNvGraphicFramePr>
@@ -1884,8 +1899,6 @@
       <w:tblPr>
         <w:tblW w:type="dxa" w:w="10368"/>
         <w:jc w:val="center"/>
-        <w:tblLayout w:type="fixed"/>
-        <w:tblLook w:firstColumn="1" w:firstRow="1" w:lastColumn="0" w:lastRow="0" w:noHBand="0" w:noVBand="1" w:val="04A0"/>
         <w:tblInd w:type="dxa" w:w="0"/>
         <w:tblBorders>
           <w:top w:val="nil"/>
@@ -1895,6 +1908,10 @@
           <w:insideH w:val="nil"/>
           <w:insideV w:val="nil"/>
         </w:tblBorders>
+        <w:tblLayout w:type="fixed"/>
+        <w:tblLook w:firstColumn="1" w:firstRow="1" w:lastColumn="0" w:lastRow="0" w:noHBand="0" w:noVBand="1" w:val="04A0"/>
+        <w:tblCaption w:val="Exercise 7"/>
+        <w:tblDescription w:val="Layout table. It only arranges the page; read its cells in order."/>
       </w:tblPr>
       <w:tblGrid>
         <w:gridCol w:w="10368"/>
@@ -1986,8 +2003,6 @@
             <w:tblPr>
               <w:tblW w:type="dxa" w:w="10368"/>
               <w:jc w:val="center"/>
-              <w:tblLayout w:type="fixed"/>
-              <w:tblLook w:firstColumn="1" w:firstRow="1" w:lastColumn="0" w:lastRow="0" w:noHBand="0" w:noVBand="1" w:val="04A0"/>
               <w:tblInd w:type="dxa" w:w="0"/>
               <w:tblBorders>
                 <w:top w:val="single" w:color="B9C9CE" w:sz="4" w:space="0"/>
@@ -1995,6 +2010,10 @@
                 <w:bottom w:val="single" w:color="B9C9CE" w:sz="4" w:space="0"/>
                 <w:right w:val="single" w:color="B9C9CE" w:sz="4" w:space="0"/>
               </w:tblBorders>
+              <w:tblLayout w:type="fixed"/>
+              <w:tblLook w:firstColumn="1" w:firstRow="1" w:lastColumn="0" w:lastRow="0" w:noHBand="0" w:noVBand="1" w:val="04A0"/>
+              <w:tblCaption w:val="Workspace"/>
+              <w:tblDescription w:val="Layout table that frames the blank workspace for this exercise."/>
             </w:tblPr>
             <w:tblGrid>
               <w:gridCol w:w="10368"/>
@@ -2041,7 +2060,7 @@
                     <w:drawing>
                       <wp:inline xmlns:a="http://schemas.openxmlformats.org/drawingml/2006/main" xmlns:pic="http://schemas.openxmlformats.org/drawingml/2006/picture">
                         <wp:extent cx="6382512" cy="822960"/>
-                        <wp:docPr id="7" name="Picture 7" descr="PUBLISHER_WORKSPACE: Blank ruled workspace for calculations, mathematical labels, and written reasoning." title="EXPLAIN WITH MATHEMATICAL EVIDENCE"/>
+                        <wp:docPr id="7" name="Picture 7" descr="Blank ruled workspace for calculations, mathematical labels, and written reasoning." title="EXPLAIN WITH MATHEMATICAL EVIDENCE"/>
                         <wp:cNvGraphicFramePr>
                           <a:graphicFrameLocks noChangeAspect="1"/>
                         </wp:cNvGraphicFramePr>
@@ -2108,8 +2127,6 @@
       <w:tblPr>
         <w:tblW w:type="dxa" w:w="10368"/>
         <w:jc w:val="center"/>
-        <w:tblLayout w:type="fixed"/>
-        <w:tblLook w:firstColumn="1" w:firstRow="1" w:lastColumn="0" w:lastRow="0" w:noHBand="0" w:noVBand="1" w:val="04A0"/>
         <w:tblInd w:type="dxa" w:w="0"/>
         <w:tblBorders>
           <w:top w:val="nil"/>
@@ -2119,6 +2136,10 @@
           <w:insideH w:val="nil"/>
           <w:insideV w:val="nil"/>
         </w:tblBorders>
+        <w:tblLayout w:type="fixed"/>
+        <w:tblLook w:firstColumn="1" w:firstRow="1" w:lastColumn="0" w:lastRow="0" w:noHBand="0" w:noVBand="1" w:val="04A0"/>
+        <w:tblCaption w:val="Exercise 8"/>
+        <w:tblDescription w:val="Layout table. It only arranges the page; read its cells in order."/>
       </w:tblPr>
       <w:tblGrid>
         <w:gridCol w:w="10368"/>
@@ -2205,8 +2226,6 @@
             <w:tblPr>
               <w:tblW w:type="dxa" w:w="10368"/>
               <w:jc w:val="center"/>
-              <w:tblLayout w:type="fixed"/>
-              <w:tblLook w:firstColumn="1" w:firstRow="1" w:lastColumn="0" w:lastRow="0" w:noHBand="0" w:noVBand="1" w:val="04A0"/>
               <w:tblInd w:type="dxa" w:w="0"/>
               <w:tblBorders>
                 <w:top w:val="single" w:color="B9C9CE" w:sz="4" w:space="0"/>
@@ -2214,6 +2233,10 @@
                 <w:bottom w:val="single" w:color="B9C9CE" w:sz="4" w:space="0"/>
                 <w:right w:val="single" w:color="B9C9CE" w:sz="4" w:space="0"/>
               </w:tblBorders>
+              <w:tblLayout w:type="fixed"/>
+              <w:tblLook w:firstColumn="1" w:firstRow="1" w:lastColumn="0" w:lastRow="0" w:noHBand="0" w:noVBand="1" w:val="04A0"/>
+              <w:tblCaption w:val="Workspace"/>
+              <w:tblDescription w:val="Layout table that frames the blank workspace for this exercise."/>
             </w:tblPr>
             <w:tblGrid>
               <w:gridCol w:w="10368"/>
@@ -2260,7 +2283,7 @@
                     <w:drawing>
                       <wp:inline xmlns:a="http://schemas.openxmlformats.org/drawingml/2006/main" xmlns:pic="http://schemas.openxmlformats.org/drawingml/2006/picture">
                         <wp:extent cx="6382512" cy="822960"/>
-                        <wp:docPr id="8" name="Picture 8" descr="PUBLISHER_WORKSPACE: Blank ruled workspace for calculations, mathematical labels, and written reasoning." title="EXPLAIN WITH MATHEMATICAL EVIDENCE"/>
+                        <wp:docPr id="8" name="Picture 8" descr="Blank ruled workspace for calculations, mathematical labels, and written reasoning." title="EXPLAIN WITH MATHEMATICAL EVIDENCE"/>
                         <wp:cNvGraphicFramePr>
                           <a:graphicFrameLocks noChangeAspect="1"/>
                         </wp:cNvGraphicFramePr>
@@ -2327,8 +2350,6 @@
       <w:tblPr>
         <w:tblW w:type="dxa" w:w="10368"/>
         <w:jc w:val="center"/>
-        <w:tblLayout w:type="fixed"/>
-        <w:tblLook w:firstColumn="1" w:firstRow="1" w:lastColumn="0" w:lastRow="0" w:noHBand="0" w:noVBand="1" w:val="04A0"/>
         <w:tblInd w:type="dxa" w:w="0"/>
         <w:tblBorders>
           <w:top w:val="nil"/>
@@ -2338,6 +2359,10 @@
           <w:insideH w:val="nil"/>
           <w:insideV w:val="nil"/>
         </w:tblBorders>
+        <w:tblLayout w:type="fixed"/>
+        <w:tblLook w:firstColumn="1" w:firstRow="1" w:lastColumn="0" w:lastRow="0" w:noHBand="0" w:noVBand="1" w:val="04A0"/>
+        <w:tblCaption w:val="Exercise 9"/>
+        <w:tblDescription w:val="Layout table. It only arranges the page; read its cells in order."/>
       </w:tblPr>
       <w:tblGrid>
         <w:gridCol w:w="10368"/>
@@ -2424,8 +2449,6 @@
             <w:tblPr>
               <w:tblW w:type="dxa" w:w="10368"/>
               <w:jc w:val="center"/>
-              <w:tblLayout w:type="fixed"/>
-              <w:tblLook w:firstColumn="1" w:firstRow="1" w:lastColumn="0" w:lastRow="0" w:noHBand="0" w:noVBand="1" w:val="04A0"/>
               <w:tblInd w:type="dxa" w:w="0"/>
               <w:tblBorders>
                 <w:top w:val="single" w:color="B9C9CE" w:sz="4" w:space="0"/>
@@ -2433,6 +2456,10 @@
                 <w:bottom w:val="single" w:color="B9C9CE" w:sz="4" w:space="0"/>
                 <w:right w:val="single" w:color="B9C9CE" w:sz="4" w:space="0"/>
               </w:tblBorders>
+              <w:tblLayout w:type="fixed"/>
+              <w:tblLook w:firstColumn="1" w:firstRow="1" w:lastColumn="0" w:lastRow="0" w:noHBand="0" w:noVBand="1" w:val="04A0"/>
+              <w:tblCaption w:val="Workspace"/>
+              <w:tblDescription w:val="Layout table that frames the blank workspace for this exercise."/>
             </w:tblPr>
             <w:tblGrid>
               <w:gridCol w:w="10368"/>
@@ -2479,7 +2506,7 @@
                     <w:drawing>
                       <wp:inline xmlns:a="http://schemas.openxmlformats.org/drawingml/2006/main" xmlns:pic="http://schemas.openxmlformats.org/drawingml/2006/picture">
                         <wp:extent cx="6382512" cy="822960"/>
-                        <wp:docPr id="9" name="Picture 9" descr="PUBLISHER_WORKSPACE: Blank ruled workspace for calculations, mathematical labels, and written reasoning." title="EXPLAIN WITH MATHEMATICAL EVIDENCE"/>
+                        <wp:docPr id="9" name="Picture 9" descr="Blank ruled workspace for calculations, mathematical labels, and written reasoning." title="EXPLAIN WITH MATHEMATICAL EVIDENCE"/>
                         <wp:cNvGraphicFramePr>
                           <a:graphicFrameLocks noChangeAspect="1"/>
                         </wp:cNvGraphicFramePr>
@@ -2546,8 +2573,6 @@
       <w:tblPr>
         <w:tblW w:type="dxa" w:w="10368"/>
         <w:jc w:val="center"/>
-        <w:tblLayout w:type="fixed"/>
-        <w:tblLook w:firstColumn="1" w:firstRow="1" w:lastColumn="0" w:lastRow="0" w:noHBand="0" w:noVBand="1" w:val="04A0"/>
         <w:tblInd w:type="dxa" w:w="0"/>
         <w:tblBorders>
           <w:top w:val="nil"/>
@@ -2557,6 +2582,10 @@
           <w:insideH w:val="nil"/>
           <w:insideV w:val="nil"/>
         </w:tblBorders>
+        <w:tblLayout w:type="fixed"/>
+        <w:tblLook w:firstColumn="1" w:firstRow="1" w:lastColumn="0" w:lastRow="0" w:noHBand="0" w:noVBand="1" w:val="04A0"/>
+        <w:tblCaption w:val="Exercise 10"/>
+        <w:tblDescription w:val="Layout table. It only arranges the page; read its cells in order."/>
       </w:tblPr>
       <w:tblGrid>
         <w:gridCol w:w="10368"/>
@@ -2643,8 +2672,6 @@
             <w:tblPr>
               <w:tblW w:type="dxa" w:w="10368"/>
               <w:jc w:val="center"/>
-              <w:tblLayout w:type="fixed"/>
-              <w:tblLook w:firstColumn="1" w:firstRow="1" w:lastColumn="0" w:lastRow="0" w:noHBand="0" w:noVBand="1" w:val="04A0"/>
               <w:tblInd w:type="dxa" w:w="0"/>
               <w:tblBorders>
                 <w:top w:val="single" w:color="B9C9CE" w:sz="4" w:space="0"/>
@@ -2652,6 +2679,10 @@
                 <w:bottom w:val="single" w:color="B9C9CE" w:sz="4" w:space="0"/>
                 <w:right w:val="single" w:color="B9C9CE" w:sz="4" w:space="0"/>
               </w:tblBorders>
+              <w:tblLayout w:type="fixed"/>
+              <w:tblLook w:firstColumn="1" w:firstRow="1" w:lastColumn="0" w:lastRow="0" w:noHBand="0" w:noVBand="1" w:val="04A0"/>
+              <w:tblCaption w:val="Workspace"/>
+              <w:tblDescription w:val="Layout table that frames the blank workspace for this exercise."/>
             </w:tblPr>
             <w:tblGrid>
               <w:gridCol w:w="10368"/>
@@ -2698,7 +2729,7 @@
                     <w:drawing>
                       <wp:inline xmlns:a="http://schemas.openxmlformats.org/drawingml/2006/main" xmlns:pic="http://schemas.openxmlformats.org/drawingml/2006/picture">
                         <wp:extent cx="6382512" cy="822960"/>
-                        <wp:docPr id="10" name="Picture 10" descr="PUBLISHER_WORKSPACE: Blank ruled workspace for calculations, mathematical labels, and written reasoning." title="EXPLAIN WITH MATHEMATICAL EVIDENCE"/>
+                        <wp:docPr id="10" name="Picture 10" descr="Blank ruled workspace for calculations, mathematical labels, and written reasoning." title="EXPLAIN WITH MATHEMATICAL EVIDENCE"/>
                         <wp:cNvGraphicFramePr>
                           <a:graphicFrameLocks noChangeAspect="1"/>
                         </wp:cNvGraphicFramePr>
@@ -2765,8 +2796,6 @@
       <w:tblPr>
         <w:tblW w:type="dxa" w:w="10368"/>
         <w:jc w:val="center"/>
-        <w:tblLayout w:type="fixed"/>
-        <w:tblLook w:firstColumn="1" w:firstRow="1" w:lastColumn="0" w:lastRow="0" w:noHBand="0" w:noVBand="1" w:val="04A0"/>
         <w:tblInd w:type="dxa" w:w="0"/>
         <w:tblBorders>
           <w:top w:val="nil"/>
@@ -2776,6 +2805,10 @@
           <w:insideH w:val="nil"/>
           <w:insideV w:val="nil"/>
         </w:tblBorders>
+        <w:tblLayout w:type="fixed"/>
+        <w:tblLook w:firstColumn="1" w:firstRow="1" w:lastColumn="0" w:lastRow="0" w:noHBand="0" w:noVBand="1" w:val="04A0"/>
+        <w:tblCaption w:val="Exercise 11"/>
+        <w:tblDescription w:val="Layout table. It only arranges the page; read its cells in order."/>
       </w:tblPr>
       <w:tblGrid>
         <w:gridCol w:w="10368"/>
@@ -2862,8 +2895,6 @@
             <w:tblPr>
               <w:tblW w:type="dxa" w:w="10368"/>
               <w:jc w:val="center"/>
-              <w:tblLayout w:type="fixed"/>
-              <w:tblLook w:firstColumn="1" w:firstRow="1" w:lastColumn="0" w:lastRow="0" w:noHBand="0" w:noVBand="1" w:val="04A0"/>
               <w:tblInd w:type="dxa" w:w="0"/>
               <w:tblBorders>
                 <w:top w:val="single" w:color="B9C9CE" w:sz="4" w:space="0"/>
@@ -2871,6 +2902,10 @@
                 <w:bottom w:val="single" w:color="B9C9CE" w:sz="4" w:space="0"/>
                 <w:right w:val="single" w:color="B9C9CE" w:sz="4" w:space="0"/>
               </w:tblBorders>
+              <w:tblLayout w:type="fixed"/>
+              <w:tblLook w:firstColumn="1" w:firstRow="1" w:lastColumn="0" w:lastRow="0" w:noHBand="0" w:noVBand="1" w:val="04A0"/>
+              <w:tblCaption w:val="Workspace"/>
+              <w:tblDescription w:val="Layout table that frames the blank workspace for this exercise."/>
             </w:tblPr>
             <w:tblGrid>
               <w:gridCol w:w="10368"/>
@@ -2917,7 +2952,7 @@
                     <w:drawing>
                       <wp:inline xmlns:a="http://schemas.openxmlformats.org/drawingml/2006/main" xmlns:pic="http://schemas.openxmlformats.org/drawingml/2006/picture">
                         <wp:extent cx="6382512" cy="548640"/>
-                        <wp:docPr id="11" name="Picture 11" descr="PUBLISHER_WORKSPACE: Blank ruled workspace for calculations, mathematical labels, and written reasoning." title="RECORD YOUR RESPONSE"/>
+                        <wp:docPr id="11" name="Picture 11" descr="Blank ruled workspace for calculations, mathematical labels, and written reasoning." title="RECORD YOUR RESPONSE"/>
                         <wp:cNvGraphicFramePr>
                           <a:graphicFrameLocks noChangeAspect="1"/>
                         </wp:cNvGraphicFramePr>
@@ -2984,8 +3019,6 @@
       <w:tblPr>
         <w:tblW w:type="dxa" w:w="10368"/>
         <w:jc w:val="center"/>
-        <w:tblLayout w:type="fixed"/>
-        <w:tblLook w:firstColumn="1" w:firstRow="1" w:lastColumn="0" w:lastRow="0" w:noHBand="0" w:noVBand="1" w:val="04A0"/>
         <w:tblInd w:type="dxa" w:w="0"/>
         <w:tblBorders>
           <w:top w:val="nil"/>
@@ -2995,6 +3028,10 @@
           <w:insideH w:val="nil"/>
           <w:insideV w:val="nil"/>
         </w:tblBorders>
+        <w:tblLayout w:type="fixed"/>
+        <w:tblLook w:firstColumn="1" w:firstRow="1" w:lastColumn="0" w:lastRow="0" w:noHBand="0" w:noVBand="1" w:val="04A0"/>
+        <w:tblCaption w:val="Exercise 12"/>
+        <w:tblDescription w:val="Layout table. It only arranges the page; read its cells in order."/>
       </w:tblPr>
       <w:tblGrid>
         <w:gridCol w:w="10368"/>
@@ -3081,8 +3118,6 @@
             <w:tblPr>
               <w:tblW w:type="dxa" w:w="10368"/>
               <w:jc w:val="center"/>
-              <w:tblLayout w:type="fixed"/>
-              <w:tblLook w:firstColumn="1" w:firstRow="1" w:lastColumn="0" w:lastRow="0" w:noHBand="0" w:noVBand="1" w:val="04A0"/>
               <w:tblInd w:type="dxa" w:w="0"/>
               <w:tblBorders>
                 <w:top w:val="single" w:color="B9C9CE" w:sz="4" w:space="0"/>
@@ -3090,6 +3125,10 @@
                 <w:bottom w:val="single" w:color="B9C9CE" w:sz="4" w:space="0"/>
                 <w:right w:val="single" w:color="B9C9CE" w:sz="4" w:space="0"/>
               </w:tblBorders>
+              <w:tblLayout w:type="fixed"/>
+              <w:tblLook w:firstColumn="1" w:firstRow="1" w:lastColumn="0" w:lastRow="0" w:noHBand="0" w:noVBand="1" w:val="04A0"/>
+              <w:tblCaption w:val="Workspace"/>
+              <w:tblDescription w:val="Layout table that frames the blank workspace for this exercise."/>
             </w:tblPr>
             <w:tblGrid>
               <w:gridCol w:w="10368"/>
@@ -3136,7 +3175,7 @@
                     <w:drawing>
                       <wp:inline xmlns:a="http://schemas.openxmlformats.org/drawingml/2006/main" xmlns:pic="http://schemas.openxmlformats.org/drawingml/2006/picture">
                         <wp:extent cx="6382512" cy="822960"/>
-                        <wp:docPr id="12" name="Picture 12" descr="PUBLISHER_WORKSPACE: Blank ruled workspace for calculations, mathematical labels, and written reasoning." title="EXPLAIN WITH MATHEMATICAL EVIDENCE"/>
+                        <wp:docPr id="12" name="Picture 12" descr="Blank ruled workspace for calculations, mathematical labels, and written reasoning." title="EXPLAIN WITH MATHEMATICAL EVIDENCE"/>
                         <wp:cNvGraphicFramePr>
                           <a:graphicFrameLocks noChangeAspect="1"/>
                         </wp:cNvGraphicFramePr>
@@ -3201,7 +3240,7 @@
     </w:p>
     <w:p>
       <w:pPr>
-        <w:pStyle w:val="PublisherSection"/>
+        <w:pStyle w:val="Heading2"/>
         <w:shd w:val="clear" w:color="auto" w:fill="EEF4F5"/>
         <w:pBdr>
           <w:left w:val="single" w:color="176B70" w:sz="20" w:space="7"/>
@@ -3223,8 +3262,6 @@
       <w:tblPr>
         <w:tblW w:type="dxa" w:w="10368"/>
         <w:jc w:val="center"/>
-        <w:tblLayout w:type="fixed"/>
-        <w:tblLook w:firstColumn="1" w:firstRow="1" w:lastColumn="0" w:lastRow="0" w:noHBand="0" w:noVBand="1" w:val="04A0"/>
         <w:tblInd w:type="dxa" w:w="0"/>
         <w:tblBorders>
           <w:top w:val="nil"/>
@@ -3234,6 +3271,10 @@
           <w:insideH w:val="nil"/>
           <w:insideV w:val="nil"/>
         </w:tblBorders>
+        <w:tblLayout w:type="fixed"/>
+        <w:tblLook w:firstColumn="1" w:firstRow="1" w:lastColumn="0" w:lastRow="0" w:noHBand="0" w:noVBand="1" w:val="04A0"/>
+        <w:tblCaption w:val="Exercise 13"/>
+        <w:tblDescription w:val="Layout table. It only arranges the page; read its cells in order."/>
       </w:tblPr>
       <w:tblGrid>
         <w:gridCol w:w="10368"/>
@@ -3320,8 +3361,6 @@
             <w:tblPr>
               <w:tblW w:type="dxa" w:w="10368"/>
               <w:jc w:val="center"/>
-              <w:tblLayout w:type="fixed"/>
-              <w:tblLook w:firstColumn="1" w:firstRow="1" w:lastColumn="0" w:lastRow="0" w:noHBand="0" w:noVBand="1" w:val="04A0"/>
               <w:tblInd w:type="dxa" w:w="0"/>
               <w:tblBorders>
                 <w:top w:val="single" w:color="B9C9CE" w:sz="4" w:space="0"/>
@@ -3329,6 +3368,10 @@
                 <w:bottom w:val="single" w:color="B9C9CE" w:sz="4" w:space="0"/>
                 <w:right w:val="single" w:color="B9C9CE" w:sz="4" w:space="0"/>
               </w:tblBorders>
+              <w:tblLayout w:type="fixed"/>
+              <w:tblLook w:firstColumn="1" w:firstRow="1" w:lastColumn="0" w:lastRow="0" w:noHBand="0" w:noVBand="1" w:val="04A0"/>
+              <w:tblCaption w:val="Workspace"/>
+              <w:tblDescription w:val="Layout table that frames the blank workspace for this exercise."/>
             </w:tblPr>
             <w:tblGrid>
               <w:gridCol w:w="10368"/>
@@ -3375,7 +3418,7 @@
                     <w:drawing>
                       <wp:inline xmlns:a="http://schemas.openxmlformats.org/drawingml/2006/main" xmlns:pic="http://schemas.openxmlformats.org/drawingml/2006/picture">
                         <wp:extent cx="6382512" cy="548640"/>
-                        <wp:docPr id="13" name="Picture 13" descr="PUBLISHER_WORKSPACE: Blank square grid for sketching a geometric figure or net. The grid has no assigned measurements or scale." title="SHOW YOUR THINKING"/>
+                        <wp:docPr id="13" name="Picture 13" descr="Blank square grid for sketching a geometric figure or net. The grid has no assigned measurements or scale." title="SHOW YOUR THINKING"/>
                         <wp:cNvGraphicFramePr>
                           <a:graphicFrameLocks noChangeAspect="1"/>
                         </wp:cNvGraphicFramePr>
@@ -3442,8 +3485,6 @@
       <w:tblPr>
         <w:tblW w:type="dxa" w:w="10368"/>
         <w:jc w:val="center"/>
-        <w:tblLayout w:type="fixed"/>
-        <w:tblLook w:firstColumn="1" w:firstRow="1" w:lastColumn="0" w:lastRow="0" w:noHBand="0" w:noVBand="1" w:val="04A0"/>
         <w:tblInd w:type="dxa" w:w="0"/>
         <w:tblBorders>
           <w:top w:val="nil"/>
@@ -3453,6 +3494,10 @@
           <w:insideH w:val="nil"/>
           <w:insideV w:val="nil"/>
         </w:tblBorders>
+        <w:tblLayout w:type="fixed"/>
+        <w:tblLook w:firstColumn="1" w:firstRow="1" w:lastColumn="0" w:lastRow="0" w:noHBand="0" w:noVBand="1" w:val="04A0"/>
+        <w:tblCaption w:val="Exercise 14"/>
+        <w:tblDescription w:val="Layout table. It only arranges the page; read its cells in order."/>
       </w:tblPr>
       <w:tblGrid>
         <w:gridCol w:w="10368"/>
@@ -3539,8 +3584,6 @@
             <w:tblPr>
               <w:tblW w:type="dxa" w:w="10368"/>
               <w:jc w:val="center"/>
-              <w:tblLayout w:type="fixed"/>
-              <w:tblLook w:firstColumn="1" w:firstRow="1" w:lastColumn="0" w:lastRow="0" w:noHBand="0" w:noVBand="1" w:val="04A0"/>
               <w:tblInd w:type="dxa" w:w="0"/>
               <w:tblBorders>
                 <w:top w:val="single" w:color="B9C9CE" w:sz="4" w:space="0"/>
@@ -3548,6 +3591,10 @@
                 <w:bottom w:val="single" w:color="B9C9CE" w:sz="4" w:space="0"/>
                 <w:right w:val="single" w:color="B9C9CE" w:sz="4" w:space="0"/>
               </w:tblBorders>
+              <w:tblLayout w:type="fixed"/>
+              <w:tblLook w:firstColumn="1" w:firstRow="1" w:lastColumn="0" w:lastRow="0" w:noHBand="0" w:noVBand="1" w:val="04A0"/>
+              <w:tblCaption w:val="Workspace"/>
+              <w:tblDescription w:val="Layout table that frames the blank workspace for this exercise."/>
             </w:tblPr>
             <w:tblGrid>
               <w:gridCol w:w="10368"/>
@@ -3594,7 +3641,7 @@
                     <w:drawing>
                       <wp:inline xmlns:a="http://schemas.openxmlformats.org/drawingml/2006/main" xmlns:pic="http://schemas.openxmlformats.org/drawingml/2006/picture">
                         <wp:extent cx="6382512" cy="548640"/>
-                        <wp:docPr id="14" name="Picture 14" descr="PUBLISHER_WORKSPACE: Blank square grid for sketching a geometric figure or net. The grid has no assigned measurements or scale." title="SHOW YOUR THINKING"/>
+                        <wp:docPr id="14" name="Picture 14" descr="Blank square grid for sketching a geometric figure or net. The grid has no assigned measurements or scale." title="SHOW YOUR THINKING"/>
                         <wp:cNvGraphicFramePr>
                           <a:graphicFrameLocks noChangeAspect="1"/>
                         </wp:cNvGraphicFramePr>
@@ -3661,8 +3708,6 @@
       <w:tblPr>
         <w:tblW w:type="dxa" w:w="10368"/>
         <w:jc w:val="center"/>
-        <w:tblLayout w:type="fixed"/>
-        <w:tblLook w:firstColumn="1" w:firstRow="1" w:lastColumn="0" w:lastRow="0" w:noHBand="0" w:noVBand="1" w:val="04A0"/>
         <w:tblInd w:type="dxa" w:w="0"/>
         <w:tblBorders>
           <w:top w:val="nil"/>
@@ -3672,6 +3717,10 @@
           <w:insideH w:val="nil"/>
           <w:insideV w:val="nil"/>
         </w:tblBorders>
+        <w:tblLayout w:type="fixed"/>
+        <w:tblLook w:firstColumn="1" w:firstRow="1" w:lastColumn="0" w:lastRow="0" w:noHBand="0" w:noVBand="1" w:val="04A0"/>
+        <w:tblCaption w:val="Exercise 15"/>
+        <w:tblDescription w:val="Layout table. It only arranges the page; read its cells in order."/>
       </w:tblPr>
       <w:tblGrid>
         <w:gridCol w:w="10368"/>
@@ -3758,8 +3807,6 @@
             <w:tblPr>
               <w:tblW w:type="dxa" w:w="10368"/>
               <w:jc w:val="center"/>
-              <w:tblLayout w:type="fixed"/>
-              <w:tblLook w:firstColumn="1" w:firstRow="1" w:lastColumn="0" w:lastRow="0" w:noHBand="0" w:noVBand="1" w:val="04A0"/>
               <w:tblInd w:type="dxa" w:w="0"/>
               <w:tblBorders>
                 <w:top w:val="single" w:color="B9C9CE" w:sz="4" w:space="0"/>
@@ -3767,6 +3814,10 @@
                 <w:bottom w:val="single" w:color="B9C9CE" w:sz="4" w:space="0"/>
                 <w:right w:val="single" w:color="B9C9CE" w:sz="4" w:space="0"/>
               </w:tblBorders>
+              <w:tblLayout w:type="fixed"/>
+              <w:tblLook w:firstColumn="1" w:firstRow="1" w:lastColumn="0" w:lastRow="0" w:noHBand="0" w:noVBand="1" w:val="04A0"/>
+              <w:tblCaption w:val="Workspace"/>
+              <w:tblDescription w:val="Layout table that frames the blank workspace for this exercise."/>
             </w:tblPr>
             <w:tblGrid>
               <w:gridCol w:w="10368"/>
@@ -3813,7 +3864,7 @@
                     <w:drawing>
                       <wp:inline xmlns:a="http://schemas.openxmlformats.org/drawingml/2006/main" xmlns:pic="http://schemas.openxmlformats.org/drawingml/2006/picture">
                         <wp:extent cx="6382512" cy="548640"/>
-                        <wp:docPr id="15" name="Picture 15" descr="PUBLISHER_WORKSPACE: Blank ruled workspace for calculations, mathematical labels, and written reasoning." title="RECORD YOUR RESPONSE"/>
+                        <wp:docPr id="15" name="Picture 15" descr="Blank ruled workspace for calculations, mathematical labels, and written reasoning." title="RECORD YOUR RESPONSE"/>
                         <wp:cNvGraphicFramePr>
                           <a:graphicFrameLocks noChangeAspect="1"/>
                         </wp:cNvGraphicFramePr>
@@ -3878,7 +3929,7 @@
     </w:p>
     <w:p>
       <w:pPr>
-        <w:pStyle w:val="PublisherSection"/>
+        <w:pStyle w:val="Heading2"/>
         <w:shd w:val="clear" w:color="auto" w:fill="EEF4F5"/>
         <w:pBdr>
           <w:left w:val="single" w:color="176B70" w:sz="20" w:space="7"/>
@@ -3900,8 +3951,6 @@
       <w:tblPr>
         <w:tblW w:type="dxa" w:w="10368"/>
         <w:jc w:val="center"/>
-        <w:tblLayout w:type="fixed"/>
-        <w:tblLook w:firstColumn="1" w:firstRow="1" w:lastColumn="0" w:lastRow="0" w:noHBand="0" w:noVBand="1" w:val="04A0"/>
         <w:tblInd w:type="dxa" w:w="0"/>
         <w:tblBorders>
           <w:top w:val="nil"/>
@@ -3911,6 +3960,10 @@
           <w:insideH w:val="nil"/>
           <w:insideV w:val="nil"/>
         </w:tblBorders>
+        <w:tblLayout w:type="fixed"/>
+        <w:tblLook w:firstColumn="1" w:firstRow="1" w:lastColumn="0" w:lastRow="0" w:noHBand="0" w:noVBand="1" w:val="04A0"/>
+        <w:tblCaption w:val="Exercise 16"/>
+        <w:tblDescription w:val="Layout table. It only arranges the page; read its cells in order."/>
       </w:tblPr>
       <w:tblGrid>
         <w:gridCol w:w="10368"/>
@@ -3979,8 +4032,6 @@
           <w:tbl>
             <w:tblPr>
               <w:tblW w:type="dxa" w:w="10368"/>
-              <w:tblLayout w:type="fixed"/>
-              <w:tblLook w:firstColumn="1" w:firstRow="1" w:lastColumn="0" w:lastRow="0" w:noHBand="0" w:noVBand="1" w:val="04A0"/>
               <w:jc w:val="center"/>
               <w:tblInd w:type="dxa" w:w="0"/>
               <w:tblBorders>
@@ -3991,6 +4042,10 @@
                 <w:insideH w:val="single" w:color="B9C9CE" w:sz="4" w:space="0"/>
                 <w:insideV w:val="single" w:color="B9C9CE" w:sz="4" w:space="0"/>
               </w:tblBorders>
+              <w:tblLayout w:type="fixed"/>
+              <w:tblLook w:firstColumn="1" w:firstRow="1" w:lastColumn="0" w:lastRow="0" w:noHBand="0" w:noVBand="1" w:val="04A0"/>
+              <w:tblCaption w:val="Layout"/>
+              <w:tblDescription w:val="Layout table. It only arranges the page; read its cells in order."/>
             </w:tblPr>
             <w:tblGrid>
               <w:gridCol w:w="10368"/>
@@ -4167,8 +4222,6 @@
       <w:tblPr>
         <w:tblW w:type="dxa" w:w="10368"/>
         <w:jc w:val="center"/>
-        <w:tblLayout w:type="fixed"/>
-        <w:tblLook w:firstColumn="1" w:firstRow="1" w:lastColumn="0" w:lastRow="0" w:noHBand="0" w:noVBand="1" w:val="04A0"/>
         <w:tblInd w:type="dxa" w:w="0"/>
         <w:tblBorders>
           <w:top w:val="nil"/>
@@ -4178,6 +4231,10 @@
           <w:insideH w:val="nil"/>
           <w:insideV w:val="nil"/>
         </w:tblBorders>
+        <w:tblLayout w:type="fixed"/>
+        <w:tblLook w:firstColumn="1" w:firstRow="1" w:lastColumn="0" w:lastRow="0" w:noHBand="0" w:noVBand="1" w:val="04A0"/>
+        <w:tblCaption w:val="Exercise 17"/>
+        <w:tblDescription w:val="Layout table. It only arranges the page; read its cells in order."/>
       </w:tblPr>
       <w:tblGrid>
         <w:gridCol w:w="10368"/>
@@ -4246,8 +4303,6 @@
           <w:tbl>
             <w:tblPr>
               <w:tblW w:type="dxa" w:w="10368"/>
-              <w:tblLayout w:type="fixed"/>
-              <w:tblLook w:firstColumn="1" w:firstRow="1" w:lastColumn="0" w:lastRow="0" w:noHBand="0" w:noVBand="1" w:val="04A0"/>
               <w:jc w:val="center"/>
               <w:tblInd w:type="dxa" w:w="0"/>
               <w:tblBorders>
@@ -4258,6 +4313,10 @@
                 <w:insideH w:val="single" w:color="B9C9CE" w:sz="4" w:space="0"/>
                 <w:insideV w:val="single" w:color="B9C9CE" w:sz="4" w:space="0"/>
               </w:tblBorders>
+              <w:tblLayout w:type="fixed"/>
+              <w:tblLook w:firstColumn="1" w:firstRow="1" w:lastColumn="0" w:lastRow="0" w:noHBand="0" w:noVBand="1" w:val="04A0"/>
+              <w:tblCaption w:val="Layout"/>
+              <w:tblDescription w:val="Layout table. It only arranges the page; read its cells in order."/>
             </w:tblPr>
             <w:tblGrid>
               <w:gridCol w:w="10368"/>
@@ -4434,8 +4493,6 @@
       <w:tblPr>
         <w:tblW w:type="dxa" w:w="10368"/>
         <w:jc w:val="center"/>
-        <w:tblLayout w:type="fixed"/>
-        <w:tblLook w:firstColumn="1" w:firstRow="1" w:lastColumn="0" w:lastRow="0" w:noHBand="0" w:noVBand="1" w:val="04A0"/>
         <w:tblInd w:type="dxa" w:w="0"/>
         <w:tblBorders>
           <w:top w:val="nil"/>
@@ -4445,6 +4502,10 @@
           <w:insideH w:val="nil"/>
           <w:insideV w:val="nil"/>
         </w:tblBorders>
+        <w:tblLayout w:type="fixed"/>
+        <w:tblLook w:firstColumn="1" w:firstRow="1" w:lastColumn="0" w:lastRow="0" w:noHBand="0" w:noVBand="1" w:val="04A0"/>
+        <w:tblCaption w:val="Exercise 18"/>
+        <w:tblDescription w:val="Layout table. It only arranges the page; read its cells in order."/>
       </w:tblPr>
       <w:tblGrid>
         <w:gridCol w:w="10368"/>
@@ -4513,8 +4574,6 @@
           <w:tbl>
             <w:tblPr>
               <w:tblW w:type="dxa" w:w="10368"/>
-              <w:tblLayout w:type="fixed"/>
-              <w:tblLook w:firstColumn="1" w:firstRow="1" w:lastColumn="0" w:lastRow="0" w:noHBand="0" w:noVBand="1" w:val="04A0"/>
               <w:jc w:val="center"/>
               <w:tblInd w:type="dxa" w:w="0"/>
               <w:tblBorders>
@@ -4525,6 +4584,10 @@
                 <w:insideH w:val="single" w:color="B9C9CE" w:sz="4" w:space="0"/>
                 <w:insideV w:val="single" w:color="B9C9CE" w:sz="4" w:space="0"/>
               </w:tblBorders>
+              <w:tblLayout w:type="fixed"/>
+              <w:tblLook w:firstColumn="1" w:firstRow="1" w:lastColumn="0" w:lastRow="0" w:noHBand="0" w:noVBand="1" w:val="04A0"/>
+              <w:tblCaption w:val="Layout"/>
+              <w:tblDescription w:val="Layout table. It only arranges the page; read its cells in order."/>
             </w:tblPr>
             <w:tblGrid>
               <w:gridCol w:w="10368"/>
@@ -4683,7 +4746,7 @@
           </w:p>
           <w:p>
             <w:pPr>
-              <w:pStyle w:val="PublisherSection"/>
+              <w:pStyle w:val="Heading2"/>
               <w:shd w:val="clear" w:color="auto" w:fill="FAF5E9"/>
               <w:pBdr>
                 <w:left w:val="single" w:color="B57720" w:sz="20" w:space="7"/>
@@ -4705,8 +4768,6 @@
             <w:tblPr>
               <w:tblW w:type="dxa" w:w="10368"/>
               <w:jc w:val="center"/>
-              <w:tblLayout w:type="fixed"/>
-              <w:tblLook w:firstColumn="1" w:firstRow="1" w:lastColumn="0" w:lastRow="0" w:noHBand="0" w:noVBand="1" w:val="04A0"/>
               <w:tblInd w:type="dxa" w:w="0"/>
               <w:tblBorders>
                 <w:top w:val="single" w:color="B9C9CE" w:sz="4" w:space="0"/>
@@ -4716,6 +4777,10 @@
                 <w:insideH w:val="single" w:color="FFFFFF" w:sz="8" w:space="0"/>
                 <w:insideV w:val="single" w:color="FFFFFF" w:sz="12" w:space="0"/>
               </w:tblBorders>
+              <w:tblLayout w:type="fixed"/>
+              <w:tblLook w:firstColumn="1" w:firstRow="1" w:lastColumn="0" w:lastRow="0" w:noHBand="0" w:noVBand="1" w:val="04A0"/>
+              <w:tblCaption w:val="Layout"/>
+              <w:tblDescription w:val="Layout table. It only arranges the page; read its cells in order."/>
             </w:tblPr>
             <w:tblGrid>
               <w:gridCol w:w="6768"/>
@@ -4948,7 +5013,7 @@
         <w:sz w:val="16"/>
         <w:szCs w:val="16"/>
       </w:rPr>
-      <w:t>Lesson 2.10 / Session 1  /  Regular  /  V2</w:t>
+      <w:t>Lesson 2.10 / Session 1</w:t>
     </w:r>
     <w:r>
       <w:rPr>
@@ -5014,7 +5079,7 @@
         <w:szCs w:val="16"/>
       </w:rPr>
       <w:tab/>
-      <w:t>HOMEWORK  /  V2</w:t>
+      <w:t>HOMEWORK</w:t>
     </w:r>
   </w:p>
 </w:hdr>
@@ -5452,19 +5517,20 @@
     <w:rsid w:val="00FC693F"/>
     <w:pPr>
       <w:keepNext/>
-      <w:keepLines/>
       <w:widowControl/>
-      <w:spacing w:before="200" w:after="120" w:line="269" w:lineRule="auto"/>
+      <w:spacing w:after="100" w:line="245" w:lineRule="auto" w:before="0"/>
       <w:ind w:left="0" w:right="0" w:firstLine="0"/>
+      <w:contextualSpacing/>
       <w:outlineLvl w:val="0"/>
     </w:pPr>
     <w:rPr>
       <w:rFonts w:ascii="Arial" w:hAnsi="Arial" w:eastAsia="Arial" w:cs="Arial"/>
       <w:b/>
-      <w:bCs/>
       <w:color w:val="183E56"/>
-      <w:sz w:val="34"/>
-      <w:szCs w:val="34"/>
+      <w:spacing w:val="5"/>
+      <w:kern w:val="28"/>
+      <w:sz w:val="46"/>
+      <w:szCs w:val="46"/>
     </w:rPr>
   </w:style>
   <w:style w:type="paragraph" w:styleId="Heading2">
@@ -5478,19 +5544,17 @@
     <w:rsid w:val="00FC693F"/>
     <w:pPr>
       <w:keepNext/>
-      <w:keepLines/>
       <w:widowControl/>
-      <w:spacing w:before="180" w:after="100" w:line="269" w:lineRule="auto"/>
+      <w:spacing w:before="200" w:after="120" w:line="269" w:lineRule="auto"/>
       <w:ind w:left="0" w:right="0" w:firstLine="0"/>
       <w:outlineLvl w:val="1"/>
     </w:pPr>
     <w:rPr>
       <w:rFonts w:ascii="Arial" w:hAnsi="Arial" w:eastAsia="Arial" w:cs="Arial"/>
       <w:b/>
-      <w:bCs/>
-      <w:color w:val="176B70"/>
-      <w:sz w:val="22"/>
-      <w:szCs w:val="22"/>
+      <w:color w:val="183E56"/>
+      <w:sz w:val="21"/>
+      <w:szCs w:val="21"/>
     </w:rPr>
   </w:style>
   <w:style w:type="paragraph" w:styleId="Heading3">

--- a/lessons/2-10/homework.docx
+++ b/lessons/2-10/homework.docx
@@ -55,7 +55,7 @@
         <w:rPr>
           <w:rFonts w:ascii="Arial" w:hAnsi="Arial" w:eastAsia="Arial" w:cs="Arial"/>
         </w:rPr>
-        <w:t>Maryland Standard 6.SP.B.5d   ·   Learning target — I can choose the mean or the median to describe a data set based on its shape.</w:t>
+        <w:t>Maryland Standard 6.DS.6d   ·   Learning target — I can choose the mean or the median to describe a data set based on its shape.</w:t>
       </w:r>
     </w:p>
     <w:p>
